--- a/docs/publication/releases/DS-008.docx
+++ b/docs/publication/releases/DS-008.docx
@@ -185,7 +185,7 @@
                 <w:color w:val="A7ABB3"/>
                 <w:sz w:val="24"/>
               </w:rPr>
-              <w:t>Version 0.2.2 — Draft</w:t>
+              <w:t>Version 0.5.0 — Draft</w:t>
             </w:r>
           </w:p>
           <w:p>
@@ -325,7 +325,7 @@
                 <w:color w:val="A7ABB3"/>
                 <w:sz w:val="18"/>
               </w:rPr>
-              <w:t>Source baseline commit: 34a65818d48f596122281075e18c6e5f36ec93b5</w:t>
+              <w:t>Source baseline commit: 8b5cf5bd0341d5d6f70c67302c8bce2069d0929a</w:t>
             </w:r>
           </w:p>
           <w:p>
@@ -341,7 +341,7 @@
                 <w:color w:val="A7ABB3"/>
                 <w:sz w:val="18"/>
               </w:rPr>
-              <w:t>Generation date: 2026-07-25T13:31:10-04:00</w:t>
+              <w:t>Generation date: 2026-07-25T16:51:31-04:00</w:t>
             </w:r>
           </w:p>
           <w:p>
@@ -511,7 +511,7 @@
                 <w:i w:val="0"/>
                 <w:sz w:val="19"/>
               </w:rPr>
-              <w:t>0.2.2</w:t>
+              <w:t>0.5.0</w:t>
             </w:r>
           </w:p>
         </w:tc>
@@ -721,7 +721,7 @@
                 <w:i w:val="0"/>
                 <w:sz w:val="19"/>
               </w:rPr>
-              <w:t>2026-07-24</w:t>
+              <w:t>2026-07-25</w:t>
             </w:r>
           </w:p>
         </w:tc>
@@ -850,6 +850,294 @@
                 <w:sz w:val="19"/>
               </w:rPr>
               <w:t>Summary</w:t>
+            </w:r>
+          </w:p>
+        </w:tc>
+      </w:tr>
+      <w:tr>
+        <w:tc>
+          <w:tcPr>
+            <w:tcW w:type="dxa" w:w="1008"/>
+          </w:tcPr>
+          <w:p>
+            <w:pPr>
+              <w:spacing w:after="80"/>
+            </w:pPr>
+            <w:r>
+              <w:rPr>
+                <w:rFonts w:ascii="Arial" w:hAnsi="Arial"/>
+                <w:b w:val="0"/>
+                <w:i w:val="0"/>
+                <w:sz w:val="19"/>
+              </w:rPr>
+              <w:t>0.5.0</w:t>
+            </w:r>
+          </w:p>
+        </w:tc>
+        <w:tc>
+          <w:tcPr>
+            <w:tcW w:type="dxa" w:w="1296"/>
+          </w:tcPr>
+          <w:p>
+            <w:pPr>
+              <w:spacing w:after="80"/>
+            </w:pPr>
+            <w:r>
+              <w:rPr>
+                <w:rFonts w:ascii="Arial" w:hAnsi="Arial"/>
+                <w:b w:val="0"/>
+                <w:i w:val="0"/>
+                <w:sz w:val="19"/>
+              </w:rPr>
+              <w:t>2026-07-25</w:t>
+            </w:r>
+          </w:p>
+        </w:tc>
+        <w:tc>
+          <w:tcPr>
+            <w:tcW w:type="dxa" w:w="2304"/>
+          </w:tcPr>
+          <w:p>
+            <w:pPr>
+              <w:spacing w:after="80"/>
+            </w:pPr>
+            <w:r>
+              <w:rPr>
+                <w:rFonts w:ascii="Arial" w:hAnsi="Arial"/>
+                <w:b w:val="0"/>
+                <w:i w:val="0"/>
+                <w:sz w:val="19"/>
+              </w:rPr>
+              <w:t>TheSinnerMan / Keeper</w:t>
+            </w:r>
+          </w:p>
+        </w:tc>
+        <w:tc>
+          <w:tcPr>
+            <w:tcW w:type="dxa" w:w="4464"/>
+          </w:tcPr>
+          <w:p>
+            <w:pPr>
+              <w:spacing w:after="80"/>
+            </w:pPr>
+            <w:r>
+              <w:rPr>
+                <w:rFonts w:ascii="Arial" w:hAnsi="Arial"/>
+                <w:b w:val="0"/>
+                <w:i w:val="0"/>
+                <w:sz w:val="19"/>
+              </w:rPr>
+              <w:t xml:space="preserve">Independent-audit blocker-repair (Blockers 2, 3): added </w:t>
+            </w:r>
+            <w:r>
+              <w:rPr>
+                <w:rFonts w:ascii="Consolas" w:hAnsi="Consolas"/>
+                <w:b w:val="0"/>
+                <w:i w:val="0"/>
+                <w:sz w:val="18"/>
+              </w:rPr>
+              <w:t>DS-SCA-029</w:t>
+            </w:r>
+            <w:r>
+              <w:rPr>
+                <w:rFonts w:ascii="Arial" w:hAnsi="Arial"/>
+                <w:b w:val="0"/>
+                <w:i w:val="0"/>
+                <w:sz w:val="19"/>
+              </w:rPr>
+              <w:t xml:space="preserve"> (Trade Intelligence Package Security and Integrity), establishing the security authority Blocker 2 found missing — integrity, provenance, tamper detection, authorization, no-unauthorized-deterministic-override, stale/partial-package protection, external-channel redaction, audit logging, conflicting-evidence handling, storage/transport protection, and fail-closed behavior for the canonical Trade Intelligence Package. Extended </w:t>
+            </w:r>
+            <w:r>
+              <w:rPr>
+                <w:rFonts w:ascii="Consolas" w:hAnsi="Consolas"/>
+                <w:b w:val="0"/>
+                <w:i w:val="0"/>
+                <w:sz w:val="18"/>
+              </w:rPr>
+              <w:t>DS-SCA-028</w:t>
+            </w:r>
+            <w:r>
+              <w:rPr>
+                <w:rFonts w:ascii="Arial" w:hAnsi="Arial"/>
+                <w:b w:val="0"/>
+                <w:i w:val="0"/>
+                <w:sz w:val="19"/>
+              </w:rPr>
+              <w:t xml:space="preserve"> with secure-deletion/backup-disclosure behavior for DS-JRN-007's journal retention/deletion contract (Blocker 3). No prior requirement's Decision/Status/classification changed.</w:t>
+            </w:r>
+          </w:p>
+        </w:tc>
+      </w:tr>
+      <w:tr>
+        <w:tc>
+          <w:tcPr>
+            <w:tcW w:type="dxa" w:w="1008"/>
+          </w:tcPr>
+          <w:p>
+            <w:pPr>
+              <w:spacing w:after="80"/>
+            </w:pPr>
+            <w:r>
+              <w:rPr>
+                <w:rFonts w:ascii="Arial" w:hAnsi="Arial"/>
+                <w:b w:val="0"/>
+                <w:i w:val="0"/>
+                <w:sz w:val="19"/>
+              </w:rPr>
+              <w:t>0.4.0</w:t>
+            </w:r>
+          </w:p>
+        </w:tc>
+        <w:tc>
+          <w:tcPr>
+            <w:tcW w:type="dxa" w:w="1296"/>
+          </w:tcPr>
+          <w:p>
+            <w:pPr>
+              <w:spacing w:after="80"/>
+            </w:pPr>
+            <w:r>
+              <w:rPr>
+                <w:rFonts w:ascii="Arial" w:hAnsi="Arial"/>
+                <w:b w:val="0"/>
+                <w:i w:val="0"/>
+                <w:sz w:val="19"/>
+              </w:rPr>
+              <w:t>2026-07-25</w:t>
+            </w:r>
+          </w:p>
+        </w:tc>
+        <w:tc>
+          <w:tcPr>
+            <w:tcW w:type="dxa" w:w="2304"/>
+          </w:tcPr>
+          <w:p>
+            <w:pPr>
+              <w:spacing w:after="80"/>
+            </w:pPr>
+            <w:r>
+              <w:rPr>
+                <w:rFonts w:ascii="Arial" w:hAnsi="Arial"/>
+                <w:b w:val="0"/>
+                <w:i w:val="0"/>
+                <w:sz w:val="19"/>
+              </w:rPr>
+              <w:t>TheSinnerMan / Keeper</w:t>
+            </w:r>
+          </w:p>
+        </w:tc>
+        <w:tc>
+          <w:tcPr>
+            <w:tcW w:type="dxa" w:w="4464"/>
+          </w:tcPr>
+          <w:p>
+            <w:pPr>
+              <w:spacing w:after="80"/>
+            </w:pPr>
+            <w:r>
+              <w:rPr>
+                <w:rFonts w:ascii="Arial" w:hAnsi="Arial"/>
+                <w:b w:val="0"/>
+                <w:i w:val="0"/>
+                <w:sz w:val="19"/>
+              </w:rPr>
+              <w:t xml:space="preserve">Independent-audit repair (H1, H3): added </w:t>
+            </w:r>
+            <w:r>
+              <w:rPr>
+                <w:rFonts w:ascii="Consolas" w:hAnsi="Consolas"/>
+                <w:b w:val="0"/>
+                <w:i w:val="0"/>
+                <w:sz w:val="18"/>
+              </w:rPr>
+              <w:t>DS-SCA-028</w:t>
+            </w:r>
+            <w:r>
+              <w:rPr>
+                <w:rFonts w:ascii="Arial" w:hAnsi="Arial"/>
+                <w:b w:val="0"/>
+                <w:i w:val="0"/>
+                <w:sz w:val="19"/>
+              </w:rPr>
+              <w:t xml:space="preserve"> (Research and Journal Data Protection — closing the H1 security-traceability gap for the new ResearchSource/ResearchEvidence/TradingThesis/JournalEntry protected-asset classes, extending DS-SCA-023's catalog). Renumbered the Founder Vision Completion section from the misnumbered "## 29." (skipping §§19–28) to the correct next-available "## 19." No prior control's content changed.</w:t>
+            </w:r>
+          </w:p>
+        </w:tc>
+      </w:tr>
+      <w:tr>
+        <w:tc>
+          <w:tcPr>
+            <w:tcW w:type="dxa" w:w="1008"/>
+          </w:tcPr>
+          <w:p>
+            <w:pPr>
+              <w:spacing w:after="80"/>
+            </w:pPr>
+            <w:r>
+              <w:rPr>
+                <w:rFonts w:ascii="Arial" w:hAnsi="Arial"/>
+                <w:b w:val="0"/>
+                <w:i w:val="0"/>
+                <w:sz w:val="19"/>
+              </w:rPr>
+              <w:t>0.3.0</w:t>
+            </w:r>
+          </w:p>
+        </w:tc>
+        <w:tc>
+          <w:tcPr>
+            <w:tcW w:type="dxa" w:w="1296"/>
+          </w:tcPr>
+          <w:p>
+            <w:pPr>
+              <w:spacing w:after="80"/>
+            </w:pPr>
+            <w:r>
+              <w:rPr>
+                <w:rFonts w:ascii="Arial" w:hAnsi="Arial"/>
+                <w:b w:val="0"/>
+                <w:i w:val="0"/>
+                <w:sz w:val="19"/>
+              </w:rPr>
+              <w:t>2026-07-25</w:t>
+            </w:r>
+          </w:p>
+        </w:tc>
+        <w:tc>
+          <w:tcPr>
+            <w:tcW w:type="dxa" w:w="2304"/>
+          </w:tcPr>
+          <w:p>
+            <w:pPr>
+              <w:spacing w:after="80"/>
+            </w:pPr>
+            <w:r>
+              <w:rPr>
+                <w:rFonts w:ascii="Arial" w:hAnsi="Arial"/>
+                <w:b w:val="0"/>
+                <w:i w:val="0"/>
+                <w:sz w:val="19"/>
+              </w:rPr>
+              <w:t>TheSinnerMan / Keeper</w:t>
+            </w:r>
+          </w:p>
+        </w:tc>
+        <w:tc>
+          <w:tcPr>
+            <w:tcW w:type="dxa" w:w="4464"/>
+          </w:tcPr>
+          <w:p>
+            <w:pPr>
+              <w:spacing w:after="80"/>
+            </w:pPr>
+            <w:r>
+              <w:rPr>
+                <w:rFonts w:ascii="Arial" w:hAnsi="Arial"/>
+                <w:b w:val="0"/>
+                <w:i w:val="0"/>
+                <w:sz w:val="19"/>
+              </w:rPr>
+              <w:t>Founder Vision Completion amendment and cross-volume traceability, including Discord notification boundaries where applicable.</w:t>
             </w:r>
           </w:p>
         </w:tc>
@@ -9368,21 +9656,558 @@
           <w:color w:val="0B0B0D"/>
           <w:sz w:val="44"/>
         </w:rPr>
-        <w:t>14. Non-Goals</w:t>
+        <w:t>13b. Additional Missing Security Architecture Contracts (added in the independent-audit H1 repair)</w:t>
       </w:r>
     </w:p>
     <w:p>
       <w:pPr>
+        <w:pStyle w:val="Heading2"/>
+        <w:spacing w:before="360" w:after="160"/>
+        <w:pBdr>
+          <w:bottom w:val="single" w:sz="8" w:space="4" w:color="C8A45D"/>
+        </w:pBdr>
+      </w:pPr>
+      <w:r>
+        <w:rPr>
+          <w:rFonts w:ascii="Arial" w:hAnsi="Arial"/>
+          <w:b w:val="0"/>
+          <w:i w:val="0"/>
+          <w:color w:val="17181C"/>
+          <w:sz w:val="34"/>
+        </w:rPr>
+        <w:t>DS-SCA-028 — Research and Journal Data Protection</w:t>
+      </w:r>
+    </w:p>
+    <w:p>
+      <w:pPr>
         <w:spacing w:after="120" w:line="288" w:lineRule="auto"/>
       </w:pPr>
       <w:r>
         <w:rPr>
           <w:rFonts w:ascii="Arial" w:hAnsi="Arial"/>
-          <w:b w:val="0"/>
-          <w:i w:val="0"/>
-          <w:sz w:val="21"/>
-        </w:rPr>
-        <w:t xml:space="preserve">DS-008 does not: redesign any DS-004 architectural boundary or DS-006 API contract; select a specific authentication token mechanism (DS-006 Appendix A Open Question #2 remains open); commit live-trading timing beyond </w:t>
+          <w:b/>
+          <w:i w:val="0"/>
+          <w:sz w:val="21"/>
+        </w:rPr>
+        <w:t>Release Classification:</w:t>
+      </w:r>
+      <w:r>
+        <w:rPr>
+          <w:rFonts w:ascii="Arial" w:hAnsi="Arial"/>
+          <w:b w:val="0"/>
+          <w:i w:val="0"/>
+          <w:sz w:val="21"/>
+        </w:rPr>
+        <w:t xml:space="preserve"> Planned | </w:t>
+      </w:r>
+      <w:r>
+        <w:rPr>
+          <w:rFonts w:ascii="Arial" w:hAnsi="Arial"/>
+          <w:b/>
+          <w:i w:val="0"/>
+          <w:sz w:val="21"/>
+        </w:rPr>
+        <w:t>Governing Source:</w:t>
+      </w:r>
+      <w:r>
+        <w:rPr>
+          <w:rFonts w:ascii="Arial" w:hAnsi="Arial"/>
+          <w:b w:val="0"/>
+          <w:i w:val="0"/>
+          <w:sz w:val="21"/>
+        </w:rPr>
+        <w:t xml:space="preserve"> DS-SCA-023 (this document, Committed, protected-assets catalog); DS-RSH-001..006, DS-JRN-001..005/007 (DS-002, Planned); DS-JRN-006 (DS-002, Future/Exploratory — its Safe Progression data, if ever implemented, would fall under this same protected-asset class); DS-SGE-011 (DS-003, memory-privacy pattern)</w:t>
+      </w:r>
+    </w:p>
+    <w:p>
+      <w:pPr>
+        <w:spacing w:after="120" w:line="288" w:lineRule="auto"/>
+      </w:pPr>
+      <w:r>
+        <w:rPr>
+          <w:rFonts w:ascii="Arial" w:hAnsi="Arial"/>
+          <w:b/>
+          <w:i w:val="0"/>
+          <w:sz w:val="21"/>
+        </w:rPr>
+        <w:t>Description:</w:t>
+      </w:r>
+      <w:r>
+        <w:rPr>
+          <w:rFonts w:ascii="Arial" w:hAnsi="Arial"/>
+          <w:b w:val="0"/>
+          <w:i w:val="0"/>
+          <w:sz w:val="21"/>
+        </w:rPr>
+        <w:t xml:space="preserve"> Closes a gap identified by independent audit: DS-SCA-023's protected-assets catalog did not name the ResearchSource/ResearchEvidence, TradingThesis, or JournalEntry data classes introduced by Research Intelligence and Journal &amp; Review Intelligence, even though journal content in particular (emotional context, mistake classification, behavioral notes) is materially more privacy-sensitive than most other Codex-defined entities. This requirement extends DS-SCA-023's catalog: </w:t>
+      </w:r>
+      <w:r>
+        <w:rPr>
+          <w:rFonts w:ascii="Arial" w:hAnsi="Arial"/>
+          <w:b/>
+          <w:i w:val="0"/>
+          <w:sz w:val="21"/>
+        </w:rPr>
+        <w:t>Research/journal data</w:t>
+      </w:r>
+      <w:r>
+        <w:rPr>
+          <w:rFonts w:ascii="Arial" w:hAnsi="Arial"/>
+          <w:b w:val="0"/>
+          <w:i w:val="0"/>
+          <w:sz w:val="21"/>
+        </w:rPr>
+        <w:t xml:space="preserve"> (ResearchEvidence, DS-DB-029; TradingThesis/ThesisRevision, DS-DB-031; JournalEntry, DS-DB-032; DailyReview/WeeklyReview, DS-DB-033) is added as a protected asset class, governed by the same data-minimization (DS-SEC-002), local-first-storage (DS-DAT-001), and credential/secret-exclusion (DS-SEC-001) principles already applied elsewhere, with journal behavioral/emotional-context fields treated as sensitive personal data requiring the same storage and access-control discipline as any other locally-stored personal data — never transmitted externally absent explicit, opt-in configuration (DS-SEC-002/003).</w:t>
+      </w:r>
+    </w:p>
+    <w:p>
+      <w:pPr>
+        <w:spacing w:after="120" w:line="288" w:lineRule="auto"/>
+      </w:pPr>
+      <w:r>
+        <w:rPr>
+          <w:rFonts w:ascii="Arial" w:hAnsi="Arial"/>
+          <w:b/>
+          <w:i w:val="0"/>
+          <w:sz w:val="21"/>
+        </w:rPr>
+        <w:t>Acceptance Criteria:</w:t>
+      </w:r>
+    </w:p>
+    <w:p>
+      <w:pPr>
+        <w:pStyle w:val="ListBullet"/>
+        <w:spacing w:after="60"/>
+      </w:pPr>
+      <w:r>
+        <w:rPr>
+          <w:rFonts w:ascii="Arial" w:hAnsi="Arial"/>
+          <w:b w:val="0"/>
+          <w:i w:val="0"/>
+          <w:sz w:val="21"/>
+        </w:rPr>
+        <w:t>DS-SCA-023's protected-assets catalog is read together with this requirement as including research/journal data; a future DS-SCA-023 revision folds this class in directly.</w:t>
+      </w:r>
+    </w:p>
+    <w:p>
+      <w:pPr>
+        <w:pStyle w:val="ListBullet"/>
+        <w:spacing w:after="60"/>
+      </w:pPr>
+      <w:r>
+        <w:rPr>
+          <w:rFonts w:ascii="Arial" w:hAnsi="Arial"/>
+          <w:b w:val="0"/>
+          <w:i w:val="0"/>
+          <w:sz w:val="21"/>
+        </w:rPr>
+        <w:t>No research/journal data is transmitted to an external service (including an external notification channel, e.g., Discord) without explicit, opt-in configuration and content-minimization consistent with DS-ALT-004's redaction requirements.</w:t>
+      </w:r>
+    </w:p>
+    <w:p>
+      <w:pPr>
+        <w:pStyle w:val="ListBullet"/>
+        <w:spacing w:after="60"/>
+      </w:pPr>
+      <w:r>
+        <w:rPr>
+          <w:rFonts w:ascii="Arial" w:hAnsi="Arial"/>
+          <w:b w:val="0"/>
+          <w:i w:val="0"/>
+          <w:sz w:val="21"/>
+        </w:rPr>
+        <w:t>Journal behavioral/emotional-context fields are excluded from any external channel's default content scope; inclusion requires explicit, separately-configured opt-in.</w:t>
+      </w:r>
+    </w:p>
+    <w:p>
+      <w:pPr>
+        <w:spacing w:after="120" w:line="288" w:lineRule="auto"/>
+      </w:pPr>
+      <w:r>
+        <w:rPr>
+          <w:rFonts w:ascii="Arial" w:hAnsi="Arial"/>
+          <w:b/>
+          <w:i w:val="0"/>
+          <w:sz w:val="21"/>
+        </w:rPr>
+        <w:t>Edge Cases:</w:t>
+      </w:r>
+      <w:r>
+        <w:rPr>
+          <w:rFonts w:ascii="Arial" w:hAnsi="Arial"/>
+          <w:b w:val="0"/>
+          <w:i w:val="0"/>
+          <w:sz w:val="21"/>
+        </w:rPr>
+        <w:t xml:space="preserve"> A user who opts into Discord delivery of journal/review summaries (DS-ALT-004) receives redacted, evidence-preserving content per that requirement's own boundary — this requirement does not create a new external-sharing path beyond what DS-ALT-004 already governs.</w:t>
+      </w:r>
+    </w:p>
+    <w:p>
+      <w:pPr>
+        <w:spacing w:after="120" w:line="288" w:lineRule="auto"/>
+      </w:pPr>
+      <w:r>
+        <w:rPr>
+          <w:rFonts w:ascii="Arial" w:hAnsi="Arial"/>
+          <w:b/>
+          <w:i w:val="0"/>
+          <w:sz w:val="21"/>
+        </w:rPr>
+        <w:t>Retention and deletion security (extended for independent-audit Blocker 3):</w:t>
+      </w:r>
+      <w:r>
+        <w:rPr>
+          <w:rFonts w:ascii="Arial" w:hAnsi="Arial"/>
+          <w:b w:val="0"/>
+          <w:i w:val="0"/>
+          <w:sz w:val="21"/>
+        </w:rPr>
+        <w:t xml:space="preserve"> DS-JRN-007's user-initiated deletion of journal content uses secure deletion or cryptographic erasure where the underlying storage layer requires it to make deleted content actually unrecoverable (not merely unindexed); a deletion request's own audit-log entry (DS-SCA-020/025) never reproduces the deleted content, recording only the deleted record's identifier, timestamp, and outcome. Backup copies of deleted journal content are either purged on the same schedule or the residual-retention window is disclosed to the user at deletion time — deletion is never silently reversed by a backup restore without disclosure.</w:t>
+      </w:r>
+    </w:p>
+    <w:p>
+      <w:pPr>
+        <w:spacing w:after="120" w:line="288" w:lineRule="auto"/>
+      </w:pPr>
+      <w:r>
+        <w:rPr>
+          <w:rFonts w:ascii="Arial" w:hAnsi="Arial"/>
+          <w:b/>
+          <w:i w:val="0"/>
+          <w:sz w:val="21"/>
+        </w:rPr>
+        <w:t>Implementation Notes:</w:t>
+      </w:r>
+      <w:r>
+        <w:rPr>
+          <w:rFonts w:ascii="Arial" w:hAnsi="Arial"/>
+          <w:b w:val="0"/>
+          <w:i w:val="0"/>
+          <w:sz w:val="21"/>
+        </w:rPr>
+        <w:t xml:space="preserve"> DS-004 (DS-ARC-026/027) owns the architecture this requirement protects; DS-005 (DS-DB-029/031/032/033) owns the entity schema; DS-JRN-007/DS-API-JRN-004 own the product-level deletion contract this requirement secures.</w:t>
+      </w:r>
+    </w:p>
+    <w:p>
+      <w:pPr>
+        <w:spacing w:after="120" w:line="288" w:lineRule="auto"/>
+      </w:pPr>
+      <w:r>
+        <w:rPr>
+          <w:rFonts w:ascii="Arial" w:hAnsi="Arial"/>
+          <w:b/>
+          <w:i w:val="0"/>
+          <w:sz w:val="21"/>
+        </w:rPr>
+        <w:t>Testing:</w:t>
+      </w:r>
+      <w:r>
+        <w:rPr>
+          <w:rFonts w:ascii="Arial" w:hAnsi="Arial"/>
+          <w:b w:val="0"/>
+          <w:i w:val="0"/>
+          <w:sz w:val="21"/>
+        </w:rPr>
+        <w:t xml:space="preserve"> Data-minimization/no-external-transmission-without-opt-in test (shared pattern with DS-SEC-002/003's own tests), extended to research/journal entities; secure-deletion/backup-disclosure test (DS-JRN-007).</w:t>
+      </w:r>
+    </w:p>
+    <w:p>
+      <w:pPr>
+        <w:pStyle w:val="Heading2"/>
+        <w:spacing w:before="360" w:after="160"/>
+        <w:pBdr>
+          <w:bottom w:val="single" w:sz="8" w:space="4" w:color="C8A45D"/>
+        </w:pBdr>
+      </w:pPr>
+      <w:r>
+        <w:rPr>
+          <w:rFonts w:ascii="Arial" w:hAnsi="Arial"/>
+          <w:b w:val="0"/>
+          <w:i w:val="0"/>
+          <w:color w:val="17181C"/>
+          <w:sz w:val="34"/>
+        </w:rPr>
+        <w:t>DS-SCA-029 — Trade Intelligence Package Security and Integrity</w:t>
+      </w:r>
+    </w:p>
+    <w:p>
+      <w:pPr>
+        <w:spacing w:after="120" w:line="288" w:lineRule="auto"/>
+      </w:pPr>
+      <w:r>
+        <w:rPr>
+          <w:rFonts w:ascii="Arial" w:hAnsi="Arial"/>
+          <w:b/>
+          <w:i w:val="0"/>
+          <w:sz w:val="21"/>
+        </w:rPr>
+        <w:t>Release Classification:</w:t>
+      </w:r>
+      <w:r>
+        <w:rPr>
+          <w:rFonts w:ascii="Arial" w:hAnsi="Arial"/>
+          <w:b w:val="0"/>
+          <w:i w:val="0"/>
+          <w:sz w:val="21"/>
+        </w:rPr>
+        <w:t xml:space="preserve"> Planned | </w:t>
+      </w:r>
+      <w:r>
+        <w:rPr>
+          <w:rFonts w:ascii="Arial" w:hAnsi="Arial"/>
+          <w:b/>
+          <w:i w:val="0"/>
+          <w:sz w:val="21"/>
+        </w:rPr>
+        <w:t>Governing Source:</w:t>
+      </w:r>
+      <w:r>
+        <w:rPr>
+          <w:rFonts w:ascii="Arial" w:hAnsi="Arial"/>
+          <w:b w:val="0"/>
+          <w:i w:val="0"/>
+          <w:sz w:val="21"/>
+        </w:rPr>
+        <w:t xml:space="preserve"> DS-SIG-005 (DS-002, Planned); DS-ARC-028 (DS-004, Planned); DS-DB-028 (DS-005, Planned); DS-API-TIP-001 (DS-006, Planned)</w:t>
+      </w:r>
+    </w:p>
+    <w:p>
+      <w:pPr>
+        <w:spacing w:after="120" w:line="288" w:lineRule="auto"/>
+      </w:pPr>
+      <w:r>
+        <w:rPr>
+          <w:rFonts w:ascii="Arial" w:hAnsi="Arial"/>
+          <w:b/>
+          <w:i w:val="0"/>
+          <w:sz w:val="21"/>
+        </w:rPr>
+        <w:t>Description:</w:t>
+      </w:r>
+      <w:r>
+        <w:rPr>
+          <w:rFonts w:ascii="Arial" w:hAnsi="Arial"/>
+          <w:b w:val="0"/>
+          <w:i w:val="0"/>
+          <w:sz w:val="21"/>
+        </w:rPr>
+        <w:t xml:space="preserve"> Closes a gap identified by independent audit (Blocker 2): DS-SCA-028 protects Research and Journal data but does not itself establish security authority for the canonical Trade Intelligence Package (TIP). This requirement is that authority. It covers:</w:t>
+      </w:r>
+    </w:p>
+    <w:p>
+      <w:pPr>
+        <w:pStyle w:val="ListBullet"/>
+        <w:spacing w:after="60"/>
+      </w:pPr>
+      <w:r>
+        <w:rPr>
+          <w:rFonts w:ascii="Arial" w:hAnsi="Arial"/>
+          <w:b/>
+          <w:i w:val="0"/>
+          <w:sz w:val="21"/>
+        </w:rPr>
+        <w:t>Integrity of every TIP field</w:t>
+      </w:r>
+      <w:r>
+        <w:rPr>
+          <w:rFonts w:ascii="Arial" w:hAnsi="Arial"/>
+          <w:b w:val="0"/>
+          <w:i w:val="0"/>
+          <w:sz w:val="21"/>
+        </w:rPr>
+        <w:t xml:space="preserve"> — entry/entry-zone, stop, targets, position size, capital at risk, risk/reward, confidence, quality rating, expected holding period, catalysts, evidence, contradictions, assumptions, invalidation conditions, data freshness, approval state, and automation state are each protected against unauthorized modification once a package version is referenced by a downstream consumer (chart, journal, execution, alert, audit); a change to any field creates a new package version (DS-DB-028), never a silent in-place edit.</w:t>
+      </w:r>
+    </w:p>
+    <w:p>
+      <w:pPr>
+        <w:pStyle w:val="ListBullet"/>
+        <w:spacing w:after="60"/>
+      </w:pPr>
+      <w:r>
+        <w:rPr>
+          <w:rFonts w:ascii="Arial" w:hAnsi="Arial"/>
+          <w:b/>
+          <w:i w:val="0"/>
+          <w:sz w:val="21"/>
+        </w:rPr>
+        <w:t>Provenance and source attribution</w:t>
+      </w:r>
+      <w:r>
+        <w:rPr>
+          <w:rFonts w:ascii="Arial" w:hAnsi="Arial"/>
+          <w:b w:val="0"/>
+          <w:i w:val="0"/>
+          <w:sz w:val="21"/>
+        </w:rPr>
+        <w:t xml:space="preserve"> — every field's origin (Signal, Risk Engine, StrategyProfile, Research Intelligence, or automation-mode service, per DS-ARC-028) is retained with the package so a field's authoritative source is always determinable, never presented as if self-originating.</w:t>
+      </w:r>
+    </w:p>
+    <w:p>
+      <w:pPr>
+        <w:pStyle w:val="ListBullet"/>
+        <w:spacing w:after="60"/>
+      </w:pPr>
+      <w:r>
+        <w:rPr>
+          <w:rFonts w:ascii="Arial" w:hAnsi="Arial"/>
+          <w:b/>
+          <w:i w:val="0"/>
+          <w:sz w:val="21"/>
+        </w:rPr>
+        <w:t>Tamper detection</w:t>
+      </w:r>
+      <w:r>
+        <w:rPr>
+          <w:rFonts w:ascii="Arial" w:hAnsi="Arial"/>
+          <w:b w:val="0"/>
+          <w:i w:val="0"/>
+          <w:sz w:val="21"/>
+        </w:rPr>
+        <w:t xml:space="preserve"> — a TIP record's integrity is verifiable using the same append-only/tamper-evident discipline DS-SCA-025/027 already establish for audit records, extended to TIP versions: a direct-storage modification, reordering, or unauthorized insertion against an existing package version is detectable, not merely rejected at the write-path level.</w:t>
+      </w:r>
+    </w:p>
+    <w:p>
+      <w:pPr>
+        <w:pStyle w:val="ListBullet"/>
+        <w:spacing w:after="60"/>
+      </w:pPr>
+      <w:r>
+        <w:rPr>
+          <w:rFonts w:ascii="Arial" w:hAnsi="Arial"/>
+          <w:b/>
+          <w:i w:val="0"/>
+          <w:sz w:val="21"/>
+        </w:rPr>
+        <w:t>Authorization</w:t>
+      </w:r>
+      <w:r>
+        <w:rPr>
+          <w:rFonts w:ascii="Arial" w:hAnsi="Arial"/>
+          <w:b w:val="0"/>
+          <w:i w:val="0"/>
+          <w:sz w:val="21"/>
+        </w:rPr>
+        <w:t xml:space="preserve"> — creation and update of a TIP are restricted to the deterministic services that own each field (DS-ARC-028); viewing is scoped to the owning user/account; export is subject to the same data-minimization review as any other export (DS-SEC-002); use in a downstream action (chart overlay, journal capture, trade proposal) requires only read authorization, never write authorization to the package itself.</w:t>
+      </w:r>
+    </w:p>
+    <w:p>
+      <w:pPr>
+        <w:pStyle w:val="ListBullet"/>
+        <w:spacing w:after="60"/>
+      </w:pPr>
+      <w:r>
+        <w:rPr>
+          <w:rFonts w:ascii="Arial" w:hAnsi="Arial"/>
+          <w:b/>
+          <w:i w:val="0"/>
+          <w:sz w:val="21"/>
+        </w:rPr>
+        <w:t>No unauthorized deterministic override</w:t>
+      </w:r>
+      <w:r>
+        <w:rPr>
+          <w:rFonts w:ascii="Arial" w:hAnsi="Arial"/>
+          <w:b w:val="0"/>
+          <w:i w:val="0"/>
+          <w:sz w:val="21"/>
+        </w:rPr>
+        <w:t xml:space="preserve"> — Sage or any AI provider may reference, explain, or summarize a TIP's fields but may never write, recompute, or silently override a deterministic field (capital at risk, risk/reward, position size) without that change being an auditable, deterministic recalculation performed by the owning engine (DS-PRD-004, DS-SGE-003/020) — a generative process is never the source of a corrected deterministic value.</w:t>
+      </w:r>
+    </w:p>
+    <w:p>
+      <w:pPr>
+        <w:pStyle w:val="ListBullet"/>
+        <w:spacing w:after="60"/>
+      </w:pPr>
+      <w:r>
+        <w:rPr>
+          <w:rFonts w:ascii="Arial" w:hAnsi="Arial"/>
+          <w:b/>
+          <w:i w:val="0"/>
+          <w:sz w:val="21"/>
+        </w:rPr>
+        <w:t>Stale/partial package protection</w:t>
+      </w:r>
+      <w:r>
+        <w:rPr>
+          <w:rFonts w:ascii="Arial" w:hAnsi="Arial"/>
+          <w:b w:val="0"/>
+          <w:i w:val="0"/>
+          <w:sz w:val="21"/>
+        </w:rPr>
+        <w:t xml:space="preserve"> — a package whose underlying data freshness has expired (DS-PRD-008) or whose fields were only partially assembled (e.g., a research-domain adapter was unavailable at generation time, DS-ARC-026) discloses that state explicitly (per DS-UX-025's presentation contract) rather than being treated as complete and current.</w:t>
+      </w:r>
+    </w:p>
+    <w:p>
+      <w:pPr>
+        <w:pStyle w:val="ListBullet"/>
+        <w:spacing w:after="60"/>
+      </w:pPr>
+      <w:r>
+        <w:rPr>
+          <w:rFonts w:ascii="Arial" w:hAnsi="Arial"/>
+          <w:b/>
+          <w:i w:val="0"/>
+          <w:sz w:val="21"/>
+        </w:rPr>
+        <w:t>Redaction for external delivery</w:t>
+      </w:r>
+      <w:r>
+        <w:rPr>
+          <w:rFonts w:ascii="Arial" w:hAnsi="Arial"/>
+          <w:b w:val="0"/>
+          <w:i w:val="0"/>
+          <w:sz w:val="21"/>
+        </w:rPr>
+        <w:t xml:space="preserve"> — a TIP summarized or referenced in a Discord/external notification (DS-ALT-004) is redacted consistent with that requirement's own content-minimization boundary; capital-at-risk and account-context fields are never transmitted externally beyond what the user has explicitly configured.</w:t>
+      </w:r>
+    </w:p>
+    <w:p>
+      <w:pPr>
+        <w:pStyle w:val="ListBullet"/>
+        <w:spacing w:after="60"/>
+      </w:pPr>
+      <w:r>
+        <w:rPr>
+          <w:rFonts w:ascii="Arial" w:hAnsi="Arial"/>
+          <w:b/>
+          <w:i w:val="0"/>
+          <w:sz w:val="21"/>
+        </w:rPr>
+        <w:t>Audit logging</w:t>
+      </w:r>
+      <w:r>
+        <w:rPr>
+          <w:rFonts w:ascii="Arial" w:hAnsi="Arial"/>
+          <w:b w:val="0"/>
+          <w:i w:val="0"/>
+          <w:sz w:val="21"/>
+        </w:rPr>
+        <w:t xml:space="preserve"> — every consequential change to a TIP (a new version, a state transition in approval/automation state) produces a correlated AuditLogEntry (DS-DB-020) per DS-SCA-020/025, distinguishable from a mere read/reference.</w:t>
+      </w:r>
+    </w:p>
+    <w:p>
+      <w:pPr>
+        <w:pStyle w:val="ListBullet"/>
+        <w:spacing w:after="60"/>
+      </w:pPr>
+      <w:r>
+        <w:rPr>
+          <w:rFonts w:ascii="Arial" w:hAnsi="Arial"/>
+          <w:b/>
+          <w:i w:val="0"/>
+          <w:sz w:val="21"/>
+        </w:rPr>
+        <w:t>Conflicting/untrusted evidence handling</w:t>
+      </w:r>
+      <w:r>
+        <w:rPr>
+          <w:rFonts w:ascii="Arial" w:hAnsi="Arial"/>
+          <w:b w:val="0"/>
+          <w:i w:val="0"/>
+          <w:sz w:val="21"/>
+        </w:rPr>
+        <w:t xml:space="preserve"> — a TIP's </w:t>
       </w:r>
       <w:r>
         <w:rPr>
@@ -9391,16 +10216,285 @@
           <w:i w:val="0"/>
           <w:sz w:val="20"/>
         </w:rPr>
-        <w:t>ROADMAP.md</w:t>
-      </w:r>
-      <w:r>
-        <w:rPr>
-          <w:rFonts w:ascii="Arial" w:hAnsi="Arial"/>
-          <w:b w:val="0"/>
-          <w:i w:val="0"/>
-          <w:sz w:val="21"/>
-        </w:rPr>
-        <w:t xml:space="preserve"> Phase 13/DS-EXE-007; weaken DS-001 §14's local-first-where-practical or privacy-by-design principles; introduce a new credential/identity architecture beyond the session lifecycle DS-006 already defines; or define operational staffing, on-call rotation, or legal/regulatory incident-response policy (DS-SCA-026 states the technical/architectural lifecycle only).</w:t>
+        <w:t>evidence</w:t>
+      </w:r>
+      <w:r>
+        <w:rPr>
+          <w:rFonts w:ascii="Arial" w:hAnsi="Arial"/>
+          <w:b w:val="0"/>
+          <w:i w:val="0"/>
+          <w:sz w:val="21"/>
+        </w:rPr>
+        <w:t>/</w:t>
+      </w:r>
+      <w:r>
+        <w:rPr>
+          <w:rFonts w:ascii="Consolas" w:hAnsi="Consolas"/>
+          <w:b w:val="0"/>
+          <w:i w:val="0"/>
+          <w:sz w:val="20"/>
+        </w:rPr>
+        <w:t>contradictions</w:t>
+      </w:r>
+      <w:r>
+        <w:rPr>
+          <w:rFonts w:ascii="Arial" w:hAnsi="Arial"/>
+          <w:b w:val="0"/>
+          <w:i w:val="0"/>
+          <w:sz w:val="21"/>
+        </w:rPr>
+        <w:t xml:space="preserve"> fields reflect DS-RSH-005's conflict-disclosure discipline; evidence from a source that has not passed DS-IDG-004-equivalent trust review (where applicable) is never silently promoted into a TIP field as if fully trusted.</w:t>
+      </w:r>
+    </w:p>
+    <w:p>
+      <w:pPr>
+        <w:pStyle w:val="ListBullet"/>
+        <w:spacing w:after="60"/>
+      </w:pPr>
+      <w:r>
+        <w:rPr>
+          <w:rFonts w:ascii="Arial" w:hAnsi="Arial"/>
+          <w:b/>
+          <w:i w:val="0"/>
+          <w:sz w:val="21"/>
+        </w:rPr>
+        <w:t>Storage and transport protection</w:t>
+      </w:r>
+      <w:r>
+        <w:rPr>
+          <w:rFonts w:ascii="Arial" w:hAnsi="Arial"/>
+          <w:b w:val="0"/>
+          <w:i w:val="0"/>
+          <w:sz w:val="21"/>
+        </w:rPr>
+        <w:t xml:space="preserve"> — a TIP is protected at rest and in transit per DS-SCA-010/011's existing database and secure-communication controls; no new storage or transport mechanism is introduced by this requirement.</w:t>
+      </w:r>
+    </w:p>
+    <w:p>
+      <w:pPr>
+        <w:pStyle w:val="ListBullet"/>
+        <w:spacing w:after="60"/>
+      </w:pPr>
+      <w:r>
+        <w:rPr>
+          <w:rFonts w:ascii="Arial" w:hAnsi="Arial"/>
+          <w:b/>
+          <w:i w:val="0"/>
+          <w:sz w:val="21"/>
+        </w:rPr>
+        <w:t>Failure behavior</w:t>
+      </w:r>
+      <w:r>
+        <w:rPr>
+          <w:rFonts w:ascii="Arial" w:hAnsi="Arial"/>
+          <w:b w:val="0"/>
+          <w:i w:val="0"/>
+          <w:sz w:val="21"/>
+        </w:rPr>
+        <w:t xml:space="preserve"> — when a TIP's integrity or freshness cannot be verified, any consequential action depending on that package (chart-driven proposal creation, DS-API-EXE-005; automation-state transition) fails closed per DS-SCA-001/015 rather than proceeding against an unverified package.</w:t>
+      </w:r>
+    </w:p>
+    <w:p>
+      <w:pPr>
+        <w:spacing w:after="120" w:line="288" w:lineRule="auto"/>
+      </w:pPr>
+      <w:r>
+        <w:rPr>
+          <w:rFonts w:ascii="Arial" w:hAnsi="Arial"/>
+          <w:b/>
+          <w:i w:val="0"/>
+          <w:sz w:val="21"/>
+        </w:rPr>
+        <w:t>Acceptance Criteria:</w:t>
+      </w:r>
+    </w:p>
+    <w:p>
+      <w:pPr>
+        <w:pStyle w:val="ListBullet"/>
+        <w:spacing w:after="60"/>
+      </w:pPr>
+      <w:r>
+        <w:rPr>
+          <w:rFonts w:ascii="Arial" w:hAnsi="Arial"/>
+          <w:b w:val="0"/>
+          <w:i w:val="0"/>
+          <w:sz w:val="21"/>
+        </w:rPr>
+        <w:t>No TIP field is modified in place once referenced by a downstream consumer; every material change is a new, versioned package.</w:t>
+      </w:r>
+    </w:p>
+    <w:p>
+      <w:pPr>
+        <w:pStyle w:val="ListBullet"/>
+        <w:spacing w:after="60"/>
+      </w:pPr>
+      <w:r>
+        <w:rPr>
+          <w:rFonts w:ascii="Arial" w:hAnsi="Arial"/>
+          <w:b w:val="0"/>
+          <w:i w:val="0"/>
+          <w:sz w:val="21"/>
+        </w:rPr>
+        <w:t>Every field's provenance is retrievable; a field with no current authoritative source is explicit/null (DS-SIG-005), never fabricated.</w:t>
+      </w:r>
+    </w:p>
+    <w:p>
+      <w:pPr>
+        <w:pStyle w:val="ListBullet"/>
+        <w:spacing w:after="60"/>
+      </w:pPr>
+      <w:r>
+        <w:rPr>
+          <w:rFonts w:ascii="Arial" w:hAnsi="Arial"/>
+          <w:b w:val="0"/>
+          <w:i w:val="0"/>
+          <w:sz w:val="21"/>
+        </w:rPr>
+        <w:t>A direct-storage tamper attempt against a stored TIP version is detectable at the next integrity-verification trigger (shared mechanism with DS-SCA-027).</w:t>
+      </w:r>
+    </w:p>
+    <w:p>
+      <w:pPr>
+        <w:pStyle w:val="ListBullet"/>
+        <w:spacing w:after="60"/>
+      </w:pPr>
+      <w:r>
+        <w:rPr>
+          <w:rFonts w:ascii="Arial" w:hAnsi="Arial"/>
+          <w:b w:val="0"/>
+          <w:i w:val="0"/>
+          <w:sz w:val="21"/>
+        </w:rPr>
+        <w:t>No AI/generative process can write a deterministic TIP field without that write being an auditable call to the owning deterministic engine.</w:t>
+      </w:r>
+    </w:p>
+    <w:p>
+      <w:pPr>
+        <w:pStyle w:val="ListBullet"/>
+        <w:spacing w:after="60"/>
+      </w:pPr>
+      <w:r>
+        <w:rPr>
+          <w:rFonts w:ascii="Arial" w:hAnsi="Arial"/>
+          <w:b w:val="0"/>
+          <w:i w:val="0"/>
+          <w:sz w:val="21"/>
+        </w:rPr>
+        <w:t>A stale or partially-assembled package discloses its state; it is never presented with the same confidence as a complete, current package.</w:t>
+      </w:r>
+    </w:p>
+    <w:p>
+      <w:pPr>
+        <w:pStyle w:val="ListBullet"/>
+        <w:spacing w:after="60"/>
+      </w:pPr>
+      <w:r>
+        <w:rPr>
+          <w:rFonts w:ascii="Arial" w:hAnsi="Arial"/>
+          <w:b w:val="0"/>
+          <w:i w:val="0"/>
+          <w:sz w:val="21"/>
+        </w:rPr>
+        <w:t>External-channel delivery of TIP content is redacted per DS-ALT-004; capital-at-risk/account-context are never sent beyond explicit user configuration.</w:t>
+      </w:r>
+    </w:p>
+    <w:p>
+      <w:pPr>
+        <w:pStyle w:val="ListBullet"/>
+        <w:spacing w:after="60"/>
+      </w:pPr>
+      <w:r>
+        <w:rPr>
+          <w:rFonts w:ascii="Arial" w:hAnsi="Arial"/>
+          <w:b w:val="0"/>
+          <w:i w:val="0"/>
+          <w:sz w:val="21"/>
+        </w:rPr>
+        <w:t>Every consequential TIP change produces a correlated audit entry.</w:t>
+      </w:r>
+    </w:p>
+    <w:p>
+      <w:pPr>
+        <w:pStyle w:val="ListBullet"/>
+        <w:spacing w:after="60"/>
+      </w:pPr>
+      <w:r>
+        <w:rPr>
+          <w:rFonts w:ascii="Arial" w:hAnsi="Arial"/>
+          <w:b w:val="0"/>
+          <w:i w:val="0"/>
+          <w:sz w:val="21"/>
+        </w:rPr>
+        <w:t>A consequential action depending on an integrity- or freshness-unverifiable TIP is blocked, not permitted to proceed.</w:t>
+      </w:r>
+    </w:p>
+    <w:p>
+      <w:pPr>
+        <w:spacing w:after="120" w:line="288" w:lineRule="auto"/>
+      </w:pPr>
+      <w:r>
+        <w:rPr>
+          <w:rFonts w:ascii="Arial" w:hAnsi="Arial"/>
+          <w:b/>
+          <w:i w:val="0"/>
+          <w:sz w:val="21"/>
+        </w:rPr>
+        <w:t>Edge Cases:</w:t>
+      </w:r>
+      <w:r>
+        <w:rPr>
+          <w:rFonts w:ascii="Arial" w:hAnsi="Arial"/>
+          <w:b w:val="0"/>
+          <w:i w:val="0"/>
+          <w:sz w:val="21"/>
+        </w:rPr>
+        <w:t xml:space="preserve"> A TIP referenced by an expired Signal (DS-SIG-004) retains its own historical, already-verified field values and integrity state; it is not silently re-verified against current, different market conditions.</w:t>
+      </w:r>
+    </w:p>
+    <w:p>
+      <w:pPr>
+        <w:spacing w:after="120" w:line="288" w:lineRule="auto"/>
+      </w:pPr>
+      <w:r>
+        <w:rPr>
+          <w:rFonts w:ascii="Arial" w:hAnsi="Arial"/>
+          <w:b/>
+          <w:i w:val="0"/>
+          <w:sz w:val="21"/>
+        </w:rPr>
+        <w:t>Implementation Notes:</w:t>
+      </w:r>
+      <w:r>
+        <w:rPr>
+          <w:rFonts w:ascii="Arial" w:hAnsi="Arial"/>
+          <w:b w:val="0"/>
+          <w:i w:val="0"/>
+          <w:sz w:val="21"/>
+        </w:rPr>
+        <w:t xml:space="preserve"> DS-004 (DS-ARC-028) owns the service architecture this requirement secures; DS-005 (DS-DB-028) owns the schema; DS-006 (DS-API-TIP-001) owns the API contract this requirement's authorization rules apply to; DS-007 (DS-UX-025) owns the stale/partial-state presentation contract.</w:t>
+      </w:r>
+    </w:p>
+    <w:p>
+      <w:pPr>
+        <w:spacing w:after="120" w:line="288" w:lineRule="auto"/>
+      </w:pPr>
+      <w:r>
+        <w:rPr>
+          <w:rFonts w:ascii="Arial" w:hAnsi="Arial"/>
+          <w:b/>
+          <w:i w:val="0"/>
+          <w:sz w:val="21"/>
+        </w:rPr>
+        <w:t>Testing:</w:t>
+      </w:r>
+      <w:r>
+        <w:rPr>
+          <w:rFonts w:ascii="Arial" w:hAnsi="Arial"/>
+          <w:b w:val="0"/>
+          <w:i w:val="0"/>
+          <w:sz w:val="21"/>
+        </w:rPr>
+        <w:t xml:space="preserve"> Field-immutability-once-referenced regression test; provenance-retrieval audit; direct-storage tamper-detection test (shared mechanism with DS-SCA-027's own test); AI-deterministic-override adversarial test (shared pattern with DS-SGE-003/DS-PRD-011's own tests); stale/partial-disclosure test; external-redaction test (shared with DS-ALT-004's own test); audit-correlation test; fail-closed-on-unverifiable-package test.</w:t>
       </w:r>
     </w:p>
     <w:p>
@@ -9419,83 +10513,22 @@
           <w:color w:val="0B0B0D"/>
           <w:sz w:val="44"/>
         </w:rPr>
-        <w:t>15. Dependencies</w:t>
+        <w:t>14. Non-Goals</w:t>
       </w:r>
     </w:p>
     <w:p>
       <w:pPr>
-        <w:pStyle w:val="ListBullet"/>
-        <w:spacing w:after="60"/>
-      </w:pPr>
-      <w:r>
-        <w:rPr>
-          <w:rFonts w:ascii="Arial" w:hAnsi="Arial"/>
-          <w:b w:val="0"/>
-          <w:i w:val="0"/>
-          <w:sz w:val="21"/>
-        </w:rPr>
-        <w:t>DS-001</w:t>
-      </w:r>
-      <w:r>
-        <w:rPr>
-          <w:rFonts w:ascii="Arial" w:hAnsi="Arial"/>
-          <w:b w:val="0"/>
-          <w:i w:val="0"/>
-          <w:sz w:val="21"/>
-        </w:rPr>
-        <w:t xml:space="preserve">, </w:t>
-      </w:r>
-      <w:r>
-        <w:rPr>
-          <w:rFonts w:ascii="Arial" w:hAnsi="Arial"/>
-          <w:b w:val="0"/>
-          <w:i w:val="0"/>
-          <w:sz w:val="21"/>
-        </w:rPr>
-        <w:t>DS-002</w:t>
-      </w:r>
-      <w:r>
-        <w:rPr>
-          <w:rFonts w:ascii="Arial" w:hAnsi="Arial"/>
-          <w:b w:val="0"/>
-          <w:i w:val="0"/>
-          <w:sz w:val="21"/>
-        </w:rPr>
-        <w:t xml:space="preserve"> (DS-SEC, DS-RSK, DS-EXE, DS-OPS, DS-DAT families), </w:t>
-      </w:r>
-      <w:r>
-        <w:rPr>
-          <w:rFonts w:ascii="Arial" w:hAnsi="Arial"/>
-          <w:b w:val="0"/>
-          <w:i w:val="0"/>
-          <w:sz w:val="21"/>
-        </w:rPr>
-        <w:t>DS-004</w:t>
-      </w:r>
-      <w:r>
-        <w:rPr>
-          <w:rFonts w:ascii="Arial" w:hAnsi="Arial"/>
-          <w:b w:val="0"/>
-          <w:i w:val="0"/>
-          <w:sz w:val="21"/>
-        </w:rPr>
-        <w:t xml:space="preserve">, </w:t>
-      </w:r>
-      <w:r>
-        <w:rPr>
-          <w:rFonts w:ascii="Arial" w:hAnsi="Arial"/>
-          <w:b w:val="0"/>
-          <w:i w:val="0"/>
-          <w:sz w:val="21"/>
-        </w:rPr>
-        <w:t>DS-006</w:t>
-      </w:r>
-    </w:p>
-    <w:p>
-      <w:pPr>
-        <w:pStyle w:val="ListBullet"/>
-        <w:spacing w:after="60"/>
-      </w:pPr>
+        <w:spacing w:after="120" w:line="288" w:lineRule="auto"/>
+      </w:pPr>
+      <w:r>
+        <w:rPr>
+          <w:rFonts w:ascii="Arial" w:hAnsi="Arial"/>
+          <w:b w:val="0"/>
+          <w:i w:val="0"/>
+          <w:sz w:val="21"/>
+        </w:rPr>
+        <w:t xml:space="preserve">DS-008 does not: redesign any DS-004 architectural boundary or DS-006 API contract; select a specific authentication token mechanism (DS-006 Appendix A Open Question #2 remains open); commit live-trading timing beyond </w:t>
+      </w:r>
       <w:r>
         <w:rPr>
           <w:rFonts w:ascii="Consolas" w:hAnsi="Consolas"/>
@@ -9503,67 +10536,16 @@
           <w:i w:val="0"/>
           <w:sz w:val="20"/>
         </w:rPr>
-        <w:t>SECURITY_RULES.md</w:t>
-      </w:r>
-      <w:r>
-        <w:rPr>
-          <w:rFonts w:ascii="Arial" w:hAnsi="Arial"/>
-          <w:b w:val="0"/>
-          <w:i w:val="0"/>
-          <w:sz w:val="21"/>
-        </w:rPr>
-        <w:t xml:space="preserve">, </w:t>
-      </w:r>
-      <w:r>
-        <w:rPr>
-          <w:rFonts w:ascii="Consolas" w:hAnsi="Consolas"/>
-          <w:b w:val="0"/>
-          <w:i w:val="0"/>
-          <w:sz w:val="20"/>
-        </w:rPr>
-        <w:t>TRADING_RULES.md</w:t>
-      </w:r>
-      <w:r>
-        <w:rPr>
-          <w:rFonts w:ascii="Arial" w:hAnsi="Arial"/>
-          <w:b w:val="0"/>
-          <w:i w:val="0"/>
-          <w:sz w:val="21"/>
-        </w:rPr>
-        <w:t xml:space="preserve">, </w:t>
-      </w:r>
-      <w:r>
-        <w:rPr>
-          <w:rFonts w:ascii="Consolas" w:hAnsi="Consolas"/>
-          <w:b w:val="0"/>
-          <w:i w:val="0"/>
-          <w:sz w:val="20"/>
-        </w:rPr>
-        <w:t>AGENTS.md</w:t>
-      </w:r>
-    </w:p>
-    <w:p>
-      <w:pPr>
-        <w:pStyle w:val="ListBullet"/>
-        <w:spacing w:after="60"/>
-      </w:pPr>
-      <w:r>
-        <w:rPr>
-          <w:rFonts w:ascii="Consolas" w:hAnsi="Consolas"/>
-          <w:b w:val="0"/>
-          <w:i w:val="0"/>
-          <w:sz w:val="20"/>
-        </w:rPr>
-        <w:t>.ai-workflow/AGENT_PROTOCOL.md</w:t>
-      </w:r>
-      <w:r>
-        <w:rPr>
-          <w:rFonts w:ascii="Arial" w:hAnsi="Arial"/>
-          <w:b w:val="0"/>
-          <w:i w:val="0"/>
-          <w:sz w:val="21"/>
-        </w:rPr>
-        <w:t xml:space="preserve"> (process precedent for DS-SCA-021)</w:t>
+        <w:t>ROADMAP.md</w:t>
+      </w:r>
+      <w:r>
+        <w:rPr>
+          <w:rFonts w:ascii="Arial" w:hAnsi="Arial"/>
+          <w:b w:val="0"/>
+          <w:i w:val="0"/>
+          <w:sz w:val="21"/>
+        </w:rPr>
+        <w:t xml:space="preserve"> Phase 13/DS-EXE-007; weaken DS-001 §14's local-first-where-practical or privacy-by-design principles; introduce a new credential/identity architecture beyond the session lifecycle DS-006 already defines; or define operational staffing, on-call rotation, or legal/regulatory incident-response policy (DS-SCA-026 states the technical/architectural lifecycle only).</w:t>
       </w:r>
     </w:p>
     <w:p>
@@ -9582,7 +10564,7 @@
           <w:color w:val="0B0B0D"/>
           <w:sz w:val="44"/>
         </w:rPr>
-        <w:t>16. Risks and Constraints</w:t>
+        <w:t>15. Dependencies</w:t>
       </w:r>
     </w:p>
     <w:p>
@@ -9593,20 +10575,65 @@
       <w:r>
         <w:rPr>
           <w:rFonts w:ascii="Arial" w:hAnsi="Arial"/>
-          <w:b/>
-          <w:i w:val="0"/>
-          <w:sz w:val="21"/>
-        </w:rPr>
-        <w:t>Governance-boundary-now / implementation-later pattern:</w:t>
-      </w:r>
-      <w:r>
-        <w:rPr>
-          <w:rFonts w:ascii="Arial" w:hAnsi="Arial"/>
-          <w:b w:val="0"/>
-          <w:i w:val="0"/>
-          <w:sz w:val="21"/>
-        </w:rPr>
-        <w:t xml:space="preserve"> several requirements (DS-SCA-007, DS-SCA-012, DS-SCA-022) fix a Committed constraint on future Planned implementation, exactly mirroring DS-EXE-001/DS-API-EXE-001's established pattern, to avoid inventing unsupported Committed implementation scope while still closing the governance gap now.</w:t>
+          <w:b w:val="0"/>
+          <w:i w:val="0"/>
+          <w:sz w:val="21"/>
+        </w:rPr>
+        <w:t>DS-001</w:t>
+      </w:r>
+      <w:r>
+        <w:rPr>
+          <w:rFonts w:ascii="Arial" w:hAnsi="Arial"/>
+          <w:b w:val="0"/>
+          <w:i w:val="0"/>
+          <w:sz w:val="21"/>
+        </w:rPr>
+        <w:t xml:space="preserve">, </w:t>
+      </w:r>
+      <w:r>
+        <w:rPr>
+          <w:rFonts w:ascii="Arial" w:hAnsi="Arial"/>
+          <w:b w:val="0"/>
+          <w:i w:val="0"/>
+          <w:sz w:val="21"/>
+        </w:rPr>
+        <w:t>DS-002</w:t>
+      </w:r>
+      <w:r>
+        <w:rPr>
+          <w:rFonts w:ascii="Arial" w:hAnsi="Arial"/>
+          <w:b w:val="0"/>
+          <w:i w:val="0"/>
+          <w:sz w:val="21"/>
+        </w:rPr>
+        <w:t xml:space="preserve"> (DS-SEC, DS-RSK, DS-EXE, DS-OPS, DS-DAT families), </w:t>
+      </w:r>
+      <w:r>
+        <w:rPr>
+          <w:rFonts w:ascii="Arial" w:hAnsi="Arial"/>
+          <w:b w:val="0"/>
+          <w:i w:val="0"/>
+          <w:sz w:val="21"/>
+        </w:rPr>
+        <w:t>DS-004</w:t>
+      </w:r>
+      <w:r>
+        <w:rPr>
+          <w:rFonts w:ascii="Arial" w:hAnsi="Arial"/>
+          <w:b w:val="0"/>
+          <w:i w:val="0"/>
+          <w:sz w:val="21"/>
+        </w:rPr>
+        <w:t xml:space="preserve">, </w:t>
+      </w:r>
+      <w:r>
+        <w:rPr>
+          <w:rFonts w:ascii="Arial" w:hAnsi="Arial"/>
+          <w:b w:val="0"/>
+          <w:i w:val="0"/>
+          <w:sz w:val="21"/>
+        </w:rPr>
+        <w:t>DS-006</w:t>
       </w:r>
     </w:p>
     <w:p>
@@ -9616,24 +10643,6 @@
       </w:pPr>
       <w:r>
         <w:rPr>
-          <w:rFonts w:ascii="Arial" w:hAnsi="Arial"/>
-          <w:b/>
-          <w:i w:val="0"/>
-          <w:sz w:val="21"/>
-        </w:rPr>
-        <w:t>Update-integrity grounding gap:</w:t>
-      </w:r>
-      <w:r>
-        <w:rPr>
-          <w:rFonts w:ascii="Arial" w:hAnsi="Arial"/>
-          <w:b w:val="0"/>
-          <w:i w:val="0"/>
-          <w:sz w:val="21"/>
-        </w:rPr>
-        <w:t xml:space="preserve"> DS-SCA-019 has no direct DS-002/DS-004 requirement backing its Planned classification beyond general </w:t>
-      </w:r>
-      <w:r>
-        <w:rPr>
           <w:rFonts w:ascii="Consolas" w:hAnsi="Consolas"/>
           <w:b w:val="0"/>
           <w:i w:val="0"/>
@@ -9648,7 +10657,34 @@
           <w:i w:val="0"/>
           <w:sz w:val="21"/>
         </w:rPr>
-        <w:t xml:space="preserve"> principle — recorded in Appendix A rather than silently treated as fully grounded.</w:t>
+        <w:t xml:space="preserve">, </w:t>
+      </w:r>
+      <w:r>
+        <w:rPr>
+          <w:rFonts w:ascii="Consolas" w:hAnsi="Consolas"/>
+          <w:b w:val="0"/>
+          <w:i w:val="0"/>
+          <w:sz w:val="20"/>
+        </w:rPr>
+        <w:t>TRADING_RULES.md</w:t>
+      </w:r>
+      <w:r>
+        <w:rPr>
+          <w:rFonts w:ascii="Arial" w:hAnsi="Arial"/>
+          <w:b w:val="0"/>
+          <w:i w:val="0"/>
+          <w:sz w:val="21"/>
+        </w:rPr>
+        <w:t xml:space="preserve">, </w:t>
+      </w:r>
+      <w:r>
+        <w:rPr>
+          <w:rFonts w:ascii="Consolas" w:hAnsi="Consolas"/>
+          <w:b w:val="0"/>
+          <w:i w:val="0"/>
+          <w:sz w:val="20"/>
+        </w:rPr>
+        <w:t>AGENTS.md</w:t>
       </w:r>
     </w:p>
     <w:p>
@@ -9658,21 +10694,21 @@
       </w:pPr>
       <w:r>
         <w:rPr>
-          <w:rFonts w:ascii="Arial" w:hAnsi="Arial"/>
-          <w:b/>
-          <w:i w:val="0"/>
-          <w:sz w:val="21"/>
-        </w:rPr>
-        <w:t>Classification discipline:</w:t>
-      </w:r>
-      <w:r>
-        <w:rPr>
-          <w:rFonts w:ascii="Arial" w:hAnsi="Arial"/>
-          <w:b w:val="0"/>
-          <w:i w:val="0"/>
-          <w:sz w:val="21"/>
-        </w:rPr>
-        <w:t xml:space="preserve"> no requirement in this document promotes a Planned upstream item (DS-EXE-003 through 006, DS-ARC-021/022/024, DS-INT-003) to Committed; Committed requirements here trace only to already-Committed DS-002/DS-004/DS-006 sources or restate them without expanding scope.</w:t>
+          <w:rFonts w:ascii="Consolas" w:hAnsi="Consolas"/>
+          <w:b w:val="0"/>
+          <w:i w:val="0"/>
+          <w:sz w:val="20"/>
+        </w:rPr>
+        <w:t>.ai-workflow/AGENT_PROTOCOL.md</w:t>
+      </w:r>
+      <w:r>
+        <w:rPr>
+          <w:rFonts w:ascii="Arial" w:hAnsi="Arial"/>
+          <w:b w:val="0"/>
+          <w:i w:val="0"/>
+          <w:sz w:val="21"/>
+        </w:rPr>
+        <w:t xml:space="preserve"> (process precedent for DS-SCA-021)</w:t>
       </w:r>
     </w:p>
     <w:p>
@@ -9691,21 +10727,55 @@
           <w:color w:val="0B0B0D"/>
           <w:sz w:val="44"/>
         </w:rPr>
-        <w:t>17. Verification Approach</w:t>
+        <w:t>16. Risks and Constraints</w:t>
       </w:r>
     </w:p>
     <w:p>
       <w:pPr>
-        <w:spacing w:after="120" w:line="288" w:lineRule="auto"/>
-      </w:pPr>
-      <w:r>
-        <w:rPr>
-          <w:rFonts w:ascii="Arial" w:hAnsi="Arial"/>
-          <w:b w:val="0"/>
-          <w:i w:val="0"/>
-          <w:sz w:val="21"/>
-        </w:rPr>
-        <w:t xml:space="preserve">Each </w:t>
+        <w:pStyle w:val="ListBullet"/>
+        <w:spacing w:after="60"/>
+      </w:pPr>
+      <w:r>
+        <w:rPr>
+          <w:rFonts w:ascii="Arial" w:hAnsi="Arial"/>
+          <w:b/>
+          <w:i w:val="0"/>
+          <w:sz w:val="21"/>
+        </w:rPr>
+        <w:t>Governance-boundary-now / implementation-later pattern:</w:t>
+      </w:r>
+      <w:r>
+        <w:rPr>
+          <w:rFonts w:ascii="Arial" w:hAnsi="Arial"/>
+          <w:b w:val="0"/>
+          <w:i w:val="0"/>
+          <w:sz w:val="21"/>
+        </w:rPr>
+        <w:t xml:space="preserve"> several requirements (DS-SCA-007, DS-SCA-012, DS-SCA-022) fix a Committed constraint on future Planned implementation, exactly mirroring DS-EXE-001/DS-API-EXE-001's established pattern, to avoid inventing unsupported Committed implementation scope while still closing the governance gap now.</w:t>
+      </w:r>
+    </w:p>
+    <w:p>
+      <w:pPr>
+        <w:pStyle w:val="ListBullet"/>
+        <w:spacing w:after="60"/>
+      </w:pPr>
+      <w:r>
+        <w:rPr>
+          <w:rFonts w:ascii="Arial" w:hAnsi="Arial"/>
+          <w:b/>
+          <w:i w:val="0"/>
+          <w:sz w:val="21"/>
+        </w:rPr>
+        <w:t>Update-integrity grounding gap:</w:t>
+      </w:r>
+      <w:r>
+        <w:rPr>
+          <w:rFonts w:ascii="Arial" w:hAnsi="Arial"/>
+          <w:b w:val="0"/>
+          <w:i w:val="0"/>
+          <w:sz w:val="21"/>
+        </w:rPr>
+        <w:t xml:space="preserve"> DS-SCA-019 has no direct DS-002/DS-004 requirement backing its Planned classification beyond general </w:t>
       </w:r>
       <w:r>
         <w:rPr>
@@ -9714,24 +10784,6 @@
           <w:i w:val="0"/>
           <w:sz w:val="20"/>
         </w:rPr>
-        <w:t>DS-SCA-NNN</w:t>
-      </w:r>
-      <w:r>
-        <w:rPr>
-          <w:rFonts w:ascii="Arial" w:hAnsi="Arial"/>
-          <w:b w:val="0"/>
-          <w:i w:val="0"/>
-          <w:sz w:val="21"/>
-        </w:rPr>
-        <w:t xml:space="preserve"> requirement states its own Testing. Document-level verification (unique-ID check, cross-reference consistency against DS-002/DS-004/DS-006/</w:t>
-      </w:r>
-      <w:r>
-        <w:rPr>
-          <w:rFonts w:ascii="Consolas" w:hAnsi="Consolas"/>
-          <w:b w:val="0"/>
-          <w:i w:val="0"/>
-          <w:sz w:val="20"/>
-        </w:rPr>
         <w:t>SECURITY_RULES.md</w:t>
       </w:r>
       <w:r>
@@ -9741,25 +10793,31 @@
           <w:i w:val="0"/>
           <w:sz w:val="21"/>
         </w:rPr>
-        <w:t xml:space="preserve">, no Committed requirement depending on a Planned-only capability) recorded in </w:t>
-      </w:r>
-      <w:r>
-        <w:rPr>
-          <w:rFonts w:ascii="Consolas" w:hAnsi="Consolas"/>
-          <w:b w:val="0"/>
-          <w:i w:val="0"/>
-          <w:sz w:val="20"/>
-        </w:rPr>
-        <w:t>.ai-workflow/HANDOFF.md</w:t>
-      </w:r>
-      <w:r>
-        <w:rPr>
-          <w:rFonts w:ascii="Arial" w:hAnsi="Arial"/>
-          <w:b w:val="0"/>
-          <w:i w:val="0"/>
-          <w:sz w:val="21"/>
-        </w:rPr>
-        <w:t>.</w:t>
+        <w:t xml:space="preserve"> principle — recorded in Appendix A rather than silently treated as fully grounded.</w:t>
+      </w:r>
+    </w:p>
+    <w:p>
+      <w:pPr>
+        <w:pStyle w:val="ListBullet"/>
+        <w:spacing w:after="60"/>
+      </w:pPr>
+      <w:r>
+        <w:rPr>
+          <w:rFonts w:ascii="Arial" w:hAnsi="Arial"/>
+          <w:b/>
+          <w:i w:val="0"/>
+          <w:sz w:val="21"/>
+        </w:rPr>
+        <w:t>Classification discipline:</w:t>
+      </w:r>
+      <w:r>
+        <w:rPr>
+          <w:rFonts w:ascii="Arial" w:hAnsi="Arial"/>
+          <w:b w:val="0"/>
+          <w:i w:val="0"/>
+          <w:sz w:val="21"/>
+        </w:rPr>
+        <w:t xml:space="preserve"> no requirement in this document promotes a Planned upstream item (DS-EXE-003 through 006, DS-ARC-021/022/024, DS-INT-003) to Committed; Committed requirements here trace only to already-Committed DS-002/DS-004/DS-006 sources or restate them without expanding scope.</w:t>
       </w:r>
     </w:p>
     <w:p>
@@ -9778,14 +10836,22 @@
           <w:color w:val="0B0B0D"/>
           <w:sz w:val="44"/>
         </w:rPr>
-        <w:t>18. References</w:t>
+        <w:t>17. Verification Approach</w:t>
       </w:r>
     </w:p>
     <w:p>
       <w:pPr>
-        <w:pStyle w:val="ListBullet"/>
-        <w:spacing w:after="60"/>
-      </w:pPr>
+        <w:spacing w:after="120" w:line="288" w:lineRule="auto"/>
+      </w:pPr>
+      <w:r>
+        <w:rPr>
+          <w:rFonts w:ascii="Arial" w:hAnsi="Arial"/>
+          <w:b w:val="0"/>
+          <w:i w:val="0"/>
+          <w:sz w:val="21"/>
+        </w:rPr>
+        <w:t xml:space="preserve">Each </w:t>
+      </w:r>
       <w:r>
         <w:rPr>
           <w:rFonts w:ascii="Consolas" w:hAnsi="Consolas"/>
@@ -9793,6 +10859,24 @@
           <w:i w:val="0"/>
           <w:sz w:val="20"/>
         </w:rPr>
+        <w:t>DS-SCA-NNN</w:t>
+      </w:r>
+      <w:r>
+        <w:rPr>
+          <w:rFonts w:ascii="Arial" w:hAnsi="Arial"/>
+          <w:b w:val="0"/>
+          <w:i w:val="0"/>
+          <w:sz w:val="21"/>
+        </w:rPr>
+        <w:t xml:space="preserve"> requirement states its own Testing. Document-level verification (unique-ID check, cross-reference consistency against DS-002/DS-004/DS-006/</w:t>
+      </w:r>
+      <w:r>
+        <w:rPr>
+          <w:rFonts w:ascii="Consolas" w:hAnsi="Consolas"/>
+          <w:b w:val="0"/>
+          <w:i w:val="0"/>
+          <w:sz w:val="20"/>
+        </w:rPr>
         <w:t>SECURITY_RULES.md</w:t>
       </w:r>
       <w:r>
@@ -9802,7 +10886,7 @@
           <w:i w:val="0"/>
           <w:sz w:val="21"/>
         </w:rPr>
-        <w:t xml:space="preserve">, </w:t>
+        <w:t xml:space="preserve">, no Committed requirement depending on a Planned-only capability) recorded in </w:t>
       </w:r>
       <w:r>
         <w:rPr>
@@ -9811,157 +10895,16 @@
           <w:i w:val="0"/>
           <w:sz w:val="20"/>
         </w:rPr>
-        <w:t>TRADING_RULES.md</w:t>
-      </w:r>
-      <w:r>
-        <w:rPr>
-          <w:rFonts w:ascii="Arial" w:hAnsi="Arial"/>
-          <w:b w:val="0"/>
-          <w:i w:val="0"/>
-          <w:sz w:val="21"/>
-        </w:rPr>
-        <w:t xml:space="preserve">, </w:t>
-      </w:r>
-      <w:r>
-        <w:rPr>
-          <w:rFonts w:ascii="Consolas" w:hAnsi="Consolas"/>
-          <w:b w:val="0"/>
-          <w:i w:val="0"/>
-          <w:sz w:val="20"/>
-        </w:rPr>
-        <w:t>AGENTS.md</w:t>
-      </w:r>
-    </w:p>
-    <w:p>
-      <w:pPr>
-        <w:pStyle w:val="ListBullet"/>
-        <w:spacing w:after="60"/>
-      </w:pPr>
-      <w:r>
-        <w:rPr>
-          <w:rFonts w:ascii="Consolas" w:hAnsi="Consolas"/>
-          <w:b w:val="0"/>
-          <w:i w:val="0"/>
-          <w:sz w:val="20"/>
-        </w:rPr>
-        <w:t>docs/codex/Volume-02-Product/requirements/DS-SEC-Security-and-Privacy.md</w:t>
-      </w:r>
-      <w:r>
-        <w:rPr>
-          <w:rFonts w:ascii="Arial" w:hAnsi="Arial"/>
-          <w:b w:val="0"/>
-          <w:i w:val="0"/>
-          <w:sz w:val="21"/>
-        </w:rPr>
-        <w:t xml:space="preserve">, </w:t>
-      </w:r>
-      <w:r>
-        <w:rPr>
-          <w:rFonts w:ascii="Consolas" w:hAnsi="Consolas"/>
-          <w:b w:val="0"/>
-          <w:i w:val="0"/>
-          <w:sz w:val="20"/>
-        </w:rPr>
-        <w:t>DS-RSK-Risk.md</w:t>
-      </w:r>
-      <w:r>
-        <w:rPr>
-          <w:rFonts w:ascii="Arial" w:hAnsi="Arial"/>
-          <w:b w:val="0"/>
-          <w:i w:val="0"/>
-          <w:sz w:val="21"/>
-        </w:rPr>
-        <w:t xml:space="preserve">, </w:t>
-      </w:r>
-      <w:r>
-        <w:rPr>
-          <w:rFonts w:ascii="Consolas" w:hAnsi="Consolas"/>
-          <w:b w:val="0"/>
-          <w:i w:val="0"/>
-          <w:sz w:val="20"/>
-        </w:rPr>
-        <w:t>DS-EXE-Execution-and-Broker.md</w:t>
-      </w:r>
-      <w:r>
-        <w:rPr>
-          <w:rFonts w:ascii="Arial" w:hAnsi="Arial"/>
-          <w:b w:val="0"/>
-          <w:i w:val="0"/>
-          <w:sz w:val="21"/>
-        </w:rPr>
-        <w:t xml:space="preserve">, </w:t>
-      </w:r>
-      <w:r>
-        <w:rPr>
-          <w:rFonts w:ascii="Consolas" w:hAnsi="Consolas"/>
-          <w:b w:val="0"/>
-          <w:i w:val="0"/>
-          <w:sz w:val="20"/>
-        </w:rPr>
-        <w:t>DS-OPS-Operations.md</w:t>
-      </w:r>
-      <w:r>
-        <w:rPr>
-          <w:rFonts w:ascii="Arial" w:hAnsi="Arial"/>
-          <w:b w:val="0"/>
-          <w:i w:val="0"/>
-          <w:sz w:val="21"/>
-        </w:rPr>
-        <w:t xml:space="preserve">, </w:t>
-      </w:r>
-      <w:r>
-        <w:rPr>
-          <w:rFonts w:ascii="Consolas" w:hAnsi="Consolas"/>
-          <w:b w:val="0"/>
-          <w:i w:val="0"/>
-          <w:sz w:val="20"/>
-        </w:rPr>
-        <w:t>DS-DAT-Data-Management.md</w:t>
-      </w:r>
-    </w:p>
-    <w:p>
-      <w:pPr>
-        <w:pStyle w:val="ListBullet"/>
-        <w:spacing w:after="60"/>
-      </w:pPr>
-      <w:r>
-        <w:rPr>
-          <w:rFonts w:ascii="Consolas" w:hAnsi="Consolas"/>
-          <w:b w:val="0"/>
-          <w:i w:val="0"/>
-          <w:sz w:val="20"/>
-        </w:rPr>
-        <w:t>docs/codex/Volume-04-Architecture/DS-004-Technical-Architecture.md</w:t>
-      </w:r>
-    </w:p>
-    <w:p>
-      <w:pPr>
-        <w:pStyle w:val="ListBullet"/>
-        <w:spacing w:after="60"/>
-      </w:pPr>
-      <w:r>
-        <w:rPr>
-          <w:rFonts w:ascii="Consolas" w:hAnsi="Consolas"/>
-          <w:b w:val="0"/>
-          <w:i w:val="0"/>
-          <w:sz w:val="20"/>
-        </w:rPr>
-        <w:t>docs/codex/Volume-06-API/DS-006-API-Specification.md</w:t>
-      </w:r>
-    </w:p>
-    <w:p>
-      <w:pPr>
-        <w:pStyle w:val="ListBullet"/>
-        <w:spacing w:after="60"/>
-      </w:pPr>
-      <w:r>
-        <w:rPr>
-          <w:rFonts w:ascii="Consolas" w:hAnsi="Consolas"/>
-          <w:b w:val="0"/>
-          <w:i w:val="0"/>
-          <w:sz w:val="20"/>
-        </w:rPr>
-        <w:t>docs/secret-scanning.md</w:t>
+        <w:t>.ai-workflow/HANDOFF.md</w:t>
+      </w:r>
+      <w:r>
+        <w:rPr>
+          <w:rFonts w:ascii="Arial" w:hAnsi="Arial"/>
+          <w:b w:val="0"/>
+          <w:i w:val="0"/>
+          <w:sz w:val="21"/>
+        </w:rPr>
+        <w:t>.</w:t>
       </w:r>
     </w:p>
     <w:p>
@@ -9980,11 +10923,213 @@
           <w:color w:val="0B0B0D"/>
           <w:sz w:val="44"/>
         </w:rPr>
-        <w:t>Appendix A — Open Questions</w:t>
+        <w:t>18. References</w:t>
       </w:r>
     </w:p>
     <w:p>
       <w:pPr>
+        <w:pStyle w:val="ListBullet"/>
+        <w:spacing w:after="60"/>
+      </w:pPr>
+      <w:r>
+        <w:rPr>
+          <w:rFonts w:ascii="Consolas" w:hAnsi="Consolas"/>
+          <w:b w:val="0"/>
+          <w:i w:val="0"/>
+          <w:sz w:val="20"/>
+        </w:rPr>
+        <w:t>SECURITY_RULES.md</w:t>
+      </w:r>
+      <w:r>
+        <w:rPr>
+          <w:rFonts w:ascii="Arial" w:hAnsi="Arial"/>
+          <w:b w:val="0"/>
+          <w:i w:val="0"/>
+          <w:sz w:val="21"/>
+        </w:rPr>
+        <w:t xml:space="preserve">, </w:t>
+      </w:r>
+      <w:r>
+        <w:rPr>
+          <w:rFonts w:ascii="Consolas" w:hAnsi="Consolas"/>
+          <w:b w:val="0"/>
+          <w:i w:val="0"/>
+          <w:sz w:val="20"/>
+        </w:rPr>
+        <w:t>TRADING_RULES.md</w:t>
+      </w:r>
+      <w:r>
+        <w:rPr>
+          <w:rFonts w:ascii="Arial" w:hAnsi="Arial"/>
+          <w:b w:val="0"/>
+          <w:i w:val="0"/>
+          <w:sz w:val="21"/>
+        </w:rPr>
+        <w:t xml:space="preserve">, </w:t>
+      </w:r>
+      <w:r>
+        <w:rPr>
+          <w:rFonts w:ascii="Consolas" w:hAnsi="Consolas"/>
+          <w:b w:val="0"/>
+          <w:i w:val="0"/>
+          <w:sz w:val="20"/>
+        </w:rPr>
+        <w:t>AGENTS.md</w:t>
+      </w:r>
+    </w:p>
+    <w:p>
+      <w:pPr>
+        <w:pStyle w:val="ListBullet"/>
+        <w:spacing w:after="60"/>
+      </w:pPr>
+      <w:r>
+        <w:rPr>
+          <w:rFonts w:ascii="Consolas" w:hAnsi="Consolas"/>
+          <w:b w:val="0"/>
+          <w:i w:val="0"/>
+          <w:sz w:val="20"/>
+        </w:rPr>
+        <w:t>docs/codex/Volume-02-Product/requirements/DS-SEC-Security-and-Privacy.md</w:t>
+      </w:r>
+      <w:r>
+        <w:rPr>
+          <w:rFonts w:ascii="Arial" w:hAnsi="Arial"/>
+          <w:b w:val="0"/>
+          <w:i w:val="0"/>
+          <w:sz w:val="21"/>
+        </w:rPr>
+        <w:t xml:space="preserve">, </w:t>
+      </w:r>
+      <w:r>
+        <w:rPr>
+          <w:rFonts w:ascii="Consolas" w:hAnsi="Consolas"/>
+          <w:b w:val="0"/>
+          <w:i w:val="0"/>
+          <w:sz w:val="20"/>
+        </w:rPr>
+        <w:t>DS-RSK-Risk.md</w:t>
+      </w:r>
+      <w:r>
+        <w:rPr>
+          <w:rFonts w:ascii="Arial" w:hAnsi="Arial"/>
+          <w:b w:val="0"/>
+          <w:i w:val="0"/>
+          <w:sz w:val="21"/>
+        </w:rPr>
+        <w:t xml:space="preserve">, </w:t>
+      </w:r>
+      <w:r>
+        <w:rPr>
+          <w:rFonts w:ascii="Consolas" w:hAnsi="Consolas"/>
+          <w:b w:val="0"/>
+          <w:i w:val="0"/>
+          <w:sz w:val="20"/>
+        </w:rPr>
+        <w:t>DS-EXE-Execution-and-Broker.md</w:t>
+      </w:r>
+      <w:r>
+        <w:rPr>
+          <w:rFonts w:ascii="Arial" w:hAnsi="Arial"/>
+          <w:b w:val="0"/>
+          <w:i w:val="0"/>
+          <w:sz w:val="21"/>
+        </w:rPr>
+        <w:t xml:space="preserve">, </w:t>
+      </w:r>
+      <w:r>
+        <w:rPr>
+          <w:rFonts w:ascii="Consolas" w:hAnsi="Consolas"/>
+          <w:b w:val="0"/>
+          <w:i w:val="0"/>
+          <w:sz w:val="20"/>
+        </w:rPr>
+        <w:t>DS-OPS-Operations.md</w:t>
+      </w:r>
+      <w:r>
+        <w:rPr>
+          <w:rFonts w:ascii="Arial" w:hAnsi="Arial"/>
+          <w:b w:val="0"/>
+          <w:i w:val="0"/>
+          <w:sz w:val="21"/>
+        </w:rPr>
+        <w:t xml:space="preserve">, </w:t>
+      </w:r>
+      <w:r>
+        <w:rPr>
+          <w:rFonts w:ascii="Consolas" w:hAnsi="Consolas"/>
+          <w:b w:val="0"/>
+          <w:i w:val="0"/>
+          <w:sz w:val="20"/>
+        </w:rPr>
+        <w:t>DS-DAT-Data-Management.md</w:t>
+      </w:r>
+    </w:p>
+    <w:p>
+      <w:pPr>
+        <w:pStyle w:val="ListBullet"/>
+        <w:spacing w:after="60"/>
+      </w:pPr>
+      <w:r>
+        <w:rPr>
+          <w:rFonts w:ascii="Consolas" w:hAnsi="Consolas"/>
+          <w:b w:val="0"/>
+          <w:i w:val="0"/>
+          <w:sz w:val="20"/>
+        </w:rPr>
+        <w:t>docs/codex/Volume-04-Architecture/DS-004-Technical-Architecture.md</w:t>
+      </w:r>
+    </w:p>
+    <w:p>
+      <w:pPr>
+        <w:pStyle w:val="ListBullet"/>
+        <w:spacing w:after="60"/>
+      </w:pPr>
+      <w:r>
+        <w:rPr>
+          <w:rFonts w:ascii="Consolas" w:hAnsi="Consolas"/>
+          <w:b w:val="0"/>
+          <w:i w:val="0"/>
+          <w:sz w:val="20"/>
+        </w:rPr>
+        <w:t>docs/codex/Volume-06-API/DS-006-API-Specification.md</w:t>
+      </w:r>
+    </w:p>
+    <w:p>
+      <w:pPr>
+        <w:pStyle w:val="ListBullet"/>
+        <w:spacing w:after="60"/>
+      </w:pPr>
+      <w:r>
+        <w:rPr>
+          <w:rFonts w:ascii="Consolas" w:hAnsi="Consolas"/>
+          <w:b w:val="0"/>
+          <w:i w:val="0"/>
+          <w:sz w:val="20"/>
+        </w:rPr>
+        <w:t>docs/secret-scanning.md</w:t>
+      </w:r>
+    </w:p>
+    <w:p>
+      <w:pPr>
+        <w:pStyle w:val="Heading1"/>
+        <w:spacing w:before="480" w:after="240"/>
+        <w:pBdr>
+          <w:bottom w:val="single" w:sz="16" w:space="4" w:color="C8A45D"/>
+        </w:pBdr>
+      </w:pPr>
+      <w:r>
+        <w:rPr>
+          <w:rFonts w:ascii="Arial" w:hAnsi="Arial"/>
+          <w:b w:val="0"/>
+          <w:i w:val="0"/>
+          <w:color w:val="0B0B0D"/>
+          <w:sz w:val="44"/>
+        </w:rPr>
+        <w:t>Appendix A — Open Questions</w:t>
+      </w:r>
+    </w:p>
+    <w:p>
+      <w:pPr>
         <w:pStyle w:val="ListNumber"/>
         <w:spacing w:after="60"/>
       </w:pPr>
@@ -10089,6 +11234,53 @@
           <w:sz w:val="21"/>
         </w:rPr>
         <w:t xml:space="preserve"> phase boundaries as Codex release-scope authority; phase-mapping precision) apply identically to this document's Release Classification scheme and are not re-litigated here.</w:t>
+      </w:r>
+    </w:p>
+    <w:p>
+      <w:pPr>
+        <w:pStyle w:val="Heading1"/>
+        <w:spacing w:before="480" w:after="240"/>
+        <w:pBdr>
+          <w:bottom w:val="single" w:sz="16" w:space="4" w:color="C8A45D"/>
+        </w:pBdr>
+      </w:pPr>
+      <w:r>
+        <w:rPr>
+          <w:rFonts w:ascii="Arial" w:hAnsi="Arial"/>
+          <w:b w:val="0"/>
+          <w:i w:val="0"/>
+          <w:color w:val="0B0B0D"/>
+          <w:sz w:val="44"/>
+        </w:rPr>
+        <w:t>19. Founder Vision Completion Security Controls</w:t>
+      </w:r>
+    </w:p>
+    <w:p>
+      <w:pPr>
+        <w:spacing w:after="120" w:line="288" w:lineRule="auto"/>
+      </w:pPr>
+      <w:r>
+        <w:rPr>
+          <w:rFonts w:ascii="Arial" w:hAnsi="Arial"/>
+          <w:b w:val="0"/>
+          <w:i w:val="0"/>
+          <w:sz w:val="21"/>
+        </w:rPr>
+        <w:t>Bounded Sage agency shall use explicit tool allowlists, least-privilege scopes, argument validation, output validation, rate/time/cost limits, cancellation, audit trails, and protection against prompt injection from research sources. Untrusted external content cannot grant tools, alter system policy, or write authoritative deterministic fields.</w:t>
+      </w:r>
+    </w:p>
+    <w:p>
+      <w:pPr>
+        <w:spacing w:after="120" w:line="288" w:lineRule="auto"/>
+      </w:pPr>
+      <w:r>
+        <w:rPr>
+          <w:rFonts w:ascii="Arial" w:hAnsi="Arial"/>
+          <w:b w:val="0"/>
+          <w:i w:val="0"/>
+          <w:sz w:val="21"/>
+        </w:rPr>
+        <w:t>Discord webhook tokens and bot credentials shall be encrypted through approved secret storage, redacted from logs and exports, rotatable, revocable, and inaccessible to the renderer/client except through protected configuration workflows. Discord messages shall minimize sensitive portfolio data by default. Discord input is not an authentication or trade-authorization channel. A future remote-control capability requires a separate threat model, strong authentication, replay protection, explicit authority, and an approved ADR.</w:t>
       </w:r>
     </w:p>
     <w:sectPr>
@@ -10235,7 +11427,7 @@
         <w:color w:val="A7ABB3"/>
         <w:sz w:val="15"/>
       </w:rPr>
-      <w:t>v0.2.2 — Draft  |  Classification: Internal</w:t>
+      <w:t>v0.5.0 — Draft  |  Classification: Internal</w:t>
     </w:r>
   </w:p>
   <w:p>
@@ -10248,7 +11440,7 @@
         <w:color w:val="A7ABB3"/>
         <w:sz w:val="14"/>
       </w:rPr>
-      <w:t>Generated from DS-008 v0.2.2 — baseline 34a65818d48f596122281075e18c6e5f36ec93b5</w:t>
+      <w:t>Generated from DS-008 v0.5.0 — baseline 8b5cf5bd0341d5d6f70c67302c8bce2069d0929a</w:t>
     </w:r>
   </w:p>
 </w:ftr>
@@ -10285,7 +11477,7 @@
         <w:color w:val="17181C"/>
         <w:sz w:val="17"/>
       </w:rPr>
-      <w:t>DarkSage — DS-008 — Security Architecture</w:t>
+      <w:t>DarkSage — Security Architecture</w:t>
     </w:r>
     <w:r>
       <w:tab/>
